--- a/docs/paper/Round2_Clarification_Response.docx
+++ b/docs/paper/Round2_Clarification_Response.docx
@@ -253,14 +253,7 @@
               <w:rPr>
                 <w:sz w:val="18"/>
               </w:rPr>
-              <w:t xml:space="preserve">ASDBank is password-protected, so no transcript-derived text can be public. A three-tier release with a Zenodo DOI is feasible. </w:t>
-            </w:r>
-            <w:r>
-              <w:rPr>
-                <w:b/>
-                <w:sz w:val="18"/>
-              </w:rPr>
-              <w:t>Transcript text is already in the pushed git history</w:t>
+              <w:t>ASDBank is password-protected, so no transcript-derived text can be public. A three-tier release with a Zenodo DOI is feasible. Authors hold ASDBank credentials, will cite ASDBank, and will keep no corpus data in the repository</w:t>
             </w:r>
           </w:p>
         </w:tc>
@@ -274,7 +267,7 @@
               <w:rPr>
                 <w:sz w:val="18"/>
               </w:rPr>
-              <w:t>Data Availability statement drafted below. Needs a TalkBank confirmation, a clean public repo, a tag, licences and a DOI</w:t>
+              <w:t>Data Availability statement drafted below. Needs a release built without the corpus files in its history, a tag, licences and a DOI</w:t>
             </w:r>
           </w:p>
         </w:tc>
@@ -362,7 +355,7 @@
       </w:pPr>
       <w:r>
         <w:rPr/>
-        <w:t>Check the GitHub repository's visibility and collaborator access today (Section 2).</w:t>
+        <w:t>Remove the corpus-derived files (Table 9, Tiers B and C) and build the release from a history that never contained them (Section 2).</w:t>
       </w:r>
     </w:p>
     <w:p>
@@ -390,15 +383,6 @@
       <w:r>
         <w:rPr/>
         <w:t>Approve the repository and archive plan, the tag name, and the licences (Section 2).</w:t>
-      </w:r>
-    </w:p>
-    <w:p>
-      <w:pPr>
-        <w:pStyle w:val="ListBullet"/>
-      </w:pPr>
-      <w:r>
-        <w:rPr/>
-        <w:t>Send TalkBank the tiered plan and ask for written confirmation (Section 2).</w:t>
       </w:r>
     </w:p>
     <w:p>
@@ -4377,11 +4361,11 @@
         <w:rPr>
           <w:b/>
         </w:rPr>
-        <w:t>Checking TalkBank's current terms settles most of this question.</w:t>
+        <w:t>Settled by the authors' decision, which follows TalkBank's terms.</w:t>
       </w:r>
       <w:r>
         <w:rPr/>
-        <w:t xml:space="preserve"> ASDBank is password-protected. TalkBank's rules state that "password-protected data cannot be posted on other websites or servers or shared with anyone who does not already have password access". So no transcript-derived text can go into a public release, de-identified or not. Code, schemas, prompts, rules, hashes and aggregate metrics can all be public, and so can categorical labels under opaque IDs. The release can be frozen with a Zenodo DOI.</w:t>
+        <w:t xml:space="preserve"> The authors hold ASDBank credentials, will cite ASDBank, and will not keep corpus data in the repository. ASDBank is password-protected. TalkBank's rules state that "password-protected data cannot be posted on other websites or servers or shared with anyone who does not already have password access". So no transcript-derived text can go into a public release, de-identified or not. Code, schemas, prompts, rules, hashes and aggregate metrics can all be public, and so can categorical labels under opaque IDs. The release can be frozen with a Zenodo DOI.</w:t>
       </w:r>
     </w:p>
     <w:p>
@@ -4395,22 +4379,11 @@
         <w:rPr>
           <w:b/>
         </w:rPr>
-        <w:t>An urgent issue this raised: transcript text is already on a third-party server.</w:t>
+        <w:t>Data handling is confirmed (authors, 2026-09-24).</w:t>
       </w:r>
       <w:r>
         <w:rPr/>
-        <w:t xml:space="preserve"> The git history pushed to </w:t>
-      </w:r>
-      <w:r>
-        <w:rPr>
-          <w:rFonts w:ascii="Consolas" w:hAnsi="Consolas"/>
-          <w:sz w:val="18"/>
-        </w:rPr>
-        <w:t>github.com/adnimbuslab/agentic-autism-intervention-progress-tracking</w:t>
-      </w:r>
-      <w:r>
-        <w:rPr/>
-        <w:t xml:space="preserve"> contains the batch JSONs and the returned annotation and adjudication sheets, which include *CHI:/*MOT:/*INV: lines. This response did not check the repository's visibility or its collaborator list, and it should be checked before anything else. Even if the repository is private, it cannot become the public release: deleting the files in a new commit leaves them in history. The public release needs a clean repository or export.</w:t>
+        <w:t xml:space="preserve"> Corpus data will not be kept in the repository. One step makes that true for the release: the working history currently tracks the batch JSONs and the returned annotation and adjudication sheets. Build the release from a copy whose history does not contain those files. Deleting them in a new commit is not enough, because git keeps them in earlier commits. The files to exclude are the Tier B and Tier C items in Table 9.</w:t>
       </w:r>
     </w:p>
     <w:p>
@@ -4472,7 +4445,7 @@
       </w:r>
       <w:r>
         <w:rPr/>
-        <w:t>, holding the full working history including restricted files. No Zenodo or OSF record exists.</w:t>
+        <w:t>, which holds the working history. Corpus-derived files are to be removed from the repository (authors' decision). No Zenodo or OSF record exists yet.</w:t>
       </w:r>
     </w:p>
     <w:p>
@@ -6022,7 +5995,7 @@
         <w:rPr>
           <w:sz w:val="19"/>
         </w:rPr>
-        <w:t>The proposed release boundary. Tier A is the public DOI package. Tier B goes on request only to people with ASDBank password access, after TalkBank confirms this. Tier C is never posted, and authorized users regenerate it from their own corpus copy.</w:t>
+        <w:t>The proposed release boundary. Tier A is the public DOI package. Tier B goes on request only to people with ASDBank password access. Tier C is never posted, and authorized users regenerate it from their own corpus copy.</w:t>
       </w:r>
     </w:p>
     <w:p>
@@ -6461,12 +6434,12 @@
         <w:tc>
           <w:tcPr>
             <w:tcW w:type="dxa" w:w="9648"/>
-            <w:shd w:val="clear" w:color="auto" w:fill="FFF6E5"/>
+            <w:shd w:val="clear" w:color="auto" w:fill="EAF7F1"/>
             <w:tcBorders>
-              <w:top w:val="single" w:sz="10" w:space="0" w:color="EDA100"/>
-              <w:left w:val="single" w:sz="10" w:space="0" w:color="EDA100"/>
-              <w:bottom w:val="single" w:sz="10" w:space="0" w:color="EDA100"/>
-              <w:right w:val="single" w:sz="10" w:space="0" w:color="EDA100"/>
+              <w:top w:val="single" w:sz="10" w:space="0" w:color="1BAF7A"/>
+              <w:left w:val="single" w:sz="10" w:space="0" w:color="1BAF7A"/>
+              <w:bottom w:val="single" w:sz="10" w:space="0" w:color="1BAF7A"/>
+              <w:right w:val="single" w:sz="10" w:space="0" w:color="1BAF7A"/>
             </w:tcBorders>
           </w:tcPr>
           <w:p>
@@ -6475,13 +6448,13 @@
               <w:rPr>
                 <w:b/>
               </w:rPr>
-              <w:t>Recommended step before submission: get it in writing</w:t>
+              <w:t>Authors' position (confirmed 2026-09-24)</w:t>
             </w:r>
           </w:p>
           <w:p>
             <w:r>
               <w:rPr/>
-              <w:t>Email TalkBank (the ASDBank contact on talkbank.org). Describe the three tiers in Figure 3 and ask for written confirmation of three things: (1) Tier A may be public; (2) Tier B may be shared on request with verified password holders; (3) which CC BY-NC-SA version applies. Quote that reply in the Data Availability statement. It turns a reading of the rules into a recorded permission.</w:t>
+              <w:t>The authors hold ASDBank credentials and will cite ASDBank and both corpora. No corpus data will be kept in the repository or the public release. That matches the TalkBank rule quoted above, so no further permission is needed for the Tier A release. One small open point: the rules page says CC BY-NC-SA 3.0 and the ASDBank page says 4.0. Cite the version on the page current at submission.</w:t>
             </w:r>
           </w:p>
         </w:tc>
@@ -7081,7 +7054,7 @@
           <w:color w:val="1F2933"/>
           <w:sz w:val="21"/>
         </w:rPr>
-        <w:t>Draft Data Availability statement (to finalize after TalkBank confirms)</w:t>
+        <w:t>Draft Data Availability statement</w:t>
       </w:r>
     </w:p>
     <w:tbl>
